--- a/flow/20230914_vu_template/drafts/2024-04-g/29-ПН-мчч. в Кизиці.docx
+++ b/flow/20230914_vu_template/drafts/2024-04-g/29-ПН-мчч. в Кизиці.docx
@@ -11451,6 +11451,120 @@
     </w:p>
     <w:p>
       <w:pPr>
+        <w:pStyle w:val="a"/>
+      </w:pPr>
+      <w:r>
+        <w:rPr>
+          <w:rFonts w:ascii="Times New Roman" w:hAnsi="Times New Roman"/>
+          <w:i/>
+          <w:color w:val="FF0000"/>
+          <w:sz w:val="24"/>
+          <w:highlight w:val="white"/>
+        </w:rPr>
+        <w:t>Тропар (г. 4):</w:t>
+      </w:r>
+      <w:r>
+        <w:rPr>
+          <w:rFonts w:ascii="Times New Roman" w:hAnsi="Times New Roman"/>
+          <w:color w:val="FF0000"/>
+          <w:sz w:val="24"/>
+          <w:highlight w:val="white"/>
+        </w:rPr>
+        <w:t xml:space="preserve"> </w:t>
+      </w:r>
+      <w:r>
+        <w:rPr>
+          <w:rFonts w:ascii="Times New Roman" w:hAnsi="Times New Roman"/>
+          <w:sz w:val="24"/>
+          <w:highlight w:val="white"/>
+        </w:rPr>
+        <w:t>Мученики твої, Господи,* у стражданнях своїх прийняли вінці нетлінні від тебе, Бога нашого.* Мавши бо кріпость твою, вони мучителів подолали,* сокрушили і демонів зухвальства безсильні.* Їх молитвами спаси душі наші.</w:t>
+      </w:r>
+      <w:r>
+        <w:rPr>
+          <w:rFonts w:ascii="Times New Roman" w:hAnsi="Times New Roman"/>
+          <w:sz w:val="24"/>
+        </w:rPr>
+      </w:r>
+    </w:p>
+    <w:p>
+      <w:pPr>
+        <w:pStyle w:val="a"/>
+      </w:pPr>
+      <w:r>
+        <w:rPr>
+          <w:rFonts w:ascii="Times New Roman" w:hAnsi="Times New Roman"/>
+          <w:b/>
+          <w:sz w:val="24"/>
+        </w:rPr>
+        <w:t xml:space="preserve">Слава, і нині: </w:t>
+      </w:r>
+      <w:r>
+        <w:rPr>
+          <w:rFonts w:ascii="Times New Roman" w:hAnsi="Times New Roman"/>
+          <w:i/>
+          <w:color w:val="FF0000"/>
+          <w:sz w:val="24"/>
+        </w:rPr>
+        <w:t xml:space="preserve">Богородичний (г. 4): </w:t>
+      </w:r>
+      <w:r>
+        <w:rPr>
+          <w:rFonts w:ascii="Times New Roman" w:hAnsi="Times New Roman"/>
+          <w:sz w:val="24"/>
+        </w:rPr>
+        <w:t xml:space="preserve">Вихованій у храмі, у </w:t>
+      </w:r>
+      <w:r>
+        <w:rPr>
+          <w:rFonts w:ascii="Times New Roman" w:hAnsi="Times New Roman"/>
+          <w:sz w:val="24"/>
+        </w:rPr>
+        <w:t>Святая</w:t>
+      </w:r>
+      <w:r>
+        <w:rPr>
+          <w:rFonts w:ascii="Times New Roman" w:hAnsi="Times New Roman"/>
+          <w:sz w:val="24"/>
+        </w:rPr>
+        <w:t xml:space="preserve">-святих,* зодягненій у віру і премудрість та безмірне дівство,* </w:t>
+      </w:r>
+      <w:r>
+        <w:rPr>
+          <w:rFonts w:ascii="Times New Roman" w:hAnsi="Times New Roman"/>
+          <w:sz w:val="24"/>
+        </w:rPr>
+        <w:t>архистратиг</w:t>
+      </w:r>
+      <w:r>
+        <w:rPr>
+          <w:rFonts w:ascii="Times New Roman" w:hAnsi="Times New Roman"/>
+          <w:sz w:val="24"/>
+        </w:rPr>
+        <w:t xml:space="preserve"> Гавриїл приніс з неба привітання: Радуйся, благословенна,* радуйся, </w:t>
+      </w:r>
+      <w:r>
+        <w:rPr>
+          <w:rFonts w:ascii="Times New Roman" w:hAnsi="Times New Roman"/>
+          <w:sz w:val="24"/>
+        </w:rPr>
+        <w:t>препрославлена</w:t>
+      </w:r>
+      <w:r>
+        <w:rPr>
+          <w:rFonts w:ascii="Times New Roman" w:hAnsi="Times New Roman"/>
+          <w:sz w:val="24"/>
+        </w:rPr>
+        <w:t>, – Господь з тобою.</w:t>
+      </w:r>
+    </w:p>
+    <w:p>
+      <w:pPr>
+        <w:pStyle w:val="a"/>
+      </w:pPr>
+    </w:p>
+    <w:p>
+      <w:pPr>
         <w:pStyle w:val="Heading2"/>
         <w:spacing w:before="0" w:after="120"/>
         <w:jc w:val="center"/>
@@ -17573,6 +17687,78 @@
           <w:sz w:val="24"/>
           <w:szCs w:val="24"/>
         </w:rPr>
+      </w:pPr>
+    </w:p>
+    <w:p>
+      <w:pPr>
+        <w:pStyle w:val="a"/>
+      </w:pPr>
+      <w:r>
+        <w:rPr>
+          <w:rFonts w:ascii="Times New Roman" w:hAnsi="Times New Roman"/>
+          <w:i/>
+          <w:color w:val="FF0000"/>
+          <w:sz w:val="24"/>
+          <w:highlight w:val="white"/>
+        </w:rPr>
+        <w:t>Тропар (г. 4):</w:t>
+      </w:r>
+      <w:r>
+        <w:rPr>
+          <w:rFonts w:ascii="Times New Roman" w:hAnsi="Times New Roman"/>
+          <w:color w:val="FF0000"/>
+          <w:sz w:val="24"/>
+          <w:highlight w:val="white"/>
+        </w:rPr>
+        <w:t xml:space="preserve"> </w:t>
+      </w:r>
+      <w:r>
+        <w:rPr>
+          <w:rFonts w:ascii="Times New Roman" w:hAnsi="Times New Roman"/>
+          <w:sz w:val="24"/>
+          <w:highlight w:val="white"/>
+        </w:rPr>
+        <w:t>Мученики твої, Господи,* у стражданнях своїх прийняли вінці нетлінні від тебе, Бога нашого.* Мавши бо кріпость твою, вони мучителів подолали,* сокрушили і демонів зухвальства безсильні.* Їх молитвами спаси душі наші.</w:t>
+      </w:r>
+      <w:r>
+        <w:rPr>
+          <w:rFonts w:ascii="Times New Roman" w:hAnsi="Times New Roman"/>
+          <w:sz w:val="24"/>
+        </w:rPr>
+      </w:r>
+    </w:p>
+    <w:p>
+      <w:pPr>
+        <w:pStyle w:val="a"/>
+      </w:pPr>
+      <w:r>
+        <w:rPr>
+          <w:rFonts w:ascii="Times New Roman" w:hAnsi="Times New Roman"/>
+          <w:b/>
+          <w:sz w:val="24"/>
+        </w:rPr>
+        <w:t xml:space="preserve">Слава, і нині: </w:t>
+      </w:r>
+      <w:r>
+        <w:rPr>
+          <w:rFonts w:ascii="Times New Roman" w:hAnsi="Times New Roman"/>
+          <w:i/>
+          <w:color w:val="FF0000"/>
+          <w:sz w:val="24"/>
+        </w:rPr>
+        <w:t xml:space="preserve">Богородичний (г. 4): </w:t>
+      </w:r>
+      <w:r>
+        <w:rPr>
+          <w:rFonts w:ascii="Times New Roman" w:hAnsi="Times New Roman"/>
+          <w:sz w:val="24"/>
+        </w:rPr>
+        <w:t>Ти вища від усіх створінь, Богородице,* тож, не вміючи достойно тебе оспівувати,* молимось: Ласкаво помилуй нас!</w:t>
+      </w:r>
+    </w:p>
+    <w:p>
+      <w:pPr>
+        <w:pStyle w:val="a"/>
       </w:pPr>
     </w:p>
     <w:p>
@@ -32733,6 +32919,78 @@
           <w:sz w:val="24"/>
           <w:szCs w:val="24"/>
         </w:rPr>
+      </w:pPr>
+    </w:p>
+    <w:p>
+      <w:pPr>
+        <w:pStyle w:val="a"/>
+      </w:pPr>
+      <w:r>
+        <w:rPr>
+          <w:rFonts w:ascii="Times New Roman" w:hAnsi="Times New Roman"/>
+          <w:i/>
+          <w:color w:val="FF0000"/>
+          <w:sz w:val="24"/>
+          <w:highlight w:val="white"/>
+        </w:rPr>
+        <w:t>Тропар (г. 4):</w:t>
+      </w:r>
+      <w:r>
+        <w:rPr>
+          <w:rFonts w:ascii="Times New Roman" w:hAnsi="Times New Roman"/>
+          <w:color w:val="FF0000"/>
+          <w:sz w:val="24"/>
+          <w:highlight w:val="white"/>
+        </w:rPr>
+        <w:t xml:space="preserve"> </w:t>
+      </w:r>
+      <w:r>
+        <w:rPr>
+          <w:rFonts w:ascii="Times New Roman" w:hAnsi="Times New Roman"/>
+          <w:sz w:val="24"/>
+          <w:highlight w:val="white"/>
+        </w:rPr>
+        <w:t>Мученики твої, Господи,* у стражданнях своїх прийняли вінці нетлінні від тебе, Бога нашого.* Мавши бо кріпость твою, вони мучителів подолали,* сокрушили і демонів зухвальства безсильні.* Їх молитвами спаси душі наші.</w:t>
+      </w:r>
+      <w:r>
+        <w:rPr>
+          <w:rFonts w:ascii="Times New Roman" w:hAnsi="Times New Roman"/>
+          <w:sz w:val="24"/>
+        </w:rPr>
+      </w:r>
+    </w:p>
+    <w:p>
+      <w:pPr>
+        <w:pStyle w:val="a"/>
+      </w:pPr>
+      <w:r>
+        <w:rPr>
+          <w:rFonts w:ascii="Times New Roman" w:hAnsi="Times New Roman"/>
+          <w:b/>
+          <w:sz w:val="24"/>
+        </w:rPr>
+        <w:t xml:space="preserve">Слава, і нині: </w:t>
+      </w:r>
+      <w:r>
+        <w:rPr>
+          <w:rFonts w:ascii="Times New Roman" w:hAnsi="Times New Roman"/>
+          <w:i/>
+          <w:color w:val="FF0000"/>
+          <w:sz w:val="24"/>
+        </w:rPr>
+        <w:t xml:space="preserve">Богородичний (г. 4): </w:t>
+      </w:r>
+      <w:r>
+        <w:rPr>
+          <w:rFonts w:ascii="Times New Roman" w:hAnsi="Times New Roman"/>
+          <w:sz w:val="24"/>
+        </w:rPr>
+        <w:t>Ти вища від усіх створінь, Богородице,* тож, не вміючи достойно тебе оспівувати,* молимось: Ласкаво помилуй нас!</w:t>
+      </w:r>
+    </w:p>
+    <w:p>
+      <w:pPr>
+        <w:pStyle w:val="a"/>
       </w:pPr>
     </w:p>
     <w:p>
